--- a/SCRUM_Evidence/Sprint_4/Sprint_Review_S4_Boot-Tracker.docx
+++ b/SCRUM_Evidence/Sprint_4/Sprint_Review_S4_Boot-Tracker.docx
@@ -55,7 +55,7 @@
         <w:jc w:val="center"/>
       </w:pPr>
       <w:r>
-        <w:t>Closing Date: 19 de julio de 2026 (fecha objetivo del milestone en Linear)</w:t>
+        <w:t>Closing Date: 19 de julio de 2026</w:t>
       </w:r>
     </w:p>
     <w:p>
@@ -68,7 +68,7 @@
     </w:p>
     <w:p>
       <w:r>
-        <w:t>Sprint 4 covered three independent fronts opened in parallel: Google Calendar OAuth integration for the agenda module, the Analytics API and its interactive dashboard (KPI cards, Recharts, PDF/Excel export), and payment monitoring with automatic deficit alerts. It also delivered the CR-004 (admin control over self-assignment) and CR-011 (duplicate-lead validation) change requests raised by the client, and the VPS deployment used for the partial delivery. All 20 planned core issues closed: this is the only sprint with 100% of its Linear milestone completed on the first pass, with no Backlog or In Progress items remaining.</w:t>
+        <w:t>Sprint 4 covered three independent fronts opened in parallel: Google Calendar OAuth integration for the agenda module, the Analytics API and its interactive dashboard (KPI cards, Recharts, PDF/Excel export), and payment monitoring with automatic deficit alerts. It also delivered the CR-004 (admin control over self-assignment) and CR-011 (duplicate-lead validation) change requests raised by the client, and the VPS deployment used for the partial delivery. All 20 planned issues are Done.</w:t>
       </w:r>
     </w:p>
     <w:p>
@@ -1158,7 +1158,7 @@
         <w:pStyle w:val="Heading2"/>
       </w:pPr>
       <w:r>
-        <w:t>Review Notes</w:t>
+        <w:t>Key Decisions</w:t>
       </w:r>
     </w:p>
     <w:p>
@@ -1166,15 +1166,7 @@
         <w:pStyle w:val="ListBullet"/>
       </w:pPr>
       <w:r>
-        <w:t>CB-70 (S4-7, staging server) was closed as Duplicate in Linear: its scope was absorbed by CB-118 (VPS ESPOL/Coolify) and CB-66 (transactional email), both Done.</w:t>
-      </w:r>
-    </w:p>
-    <w:p>
-      <w:pPr>
-        <w:pStyle w:val="ListBullet"/>
-      </w:pPr>
-      <w:r>
-        <w:t>This sprint's Analytics epic (CB-55/57/130/131) is the foundation later extended in S6/S7 with per-salesperson metrics and the salesperson-comparison tab (see the Sprint 6/7 reports).</w:t>
+        <w:t>The Analytics epic delivered in this sprint (KPI dashboard, PDF/Excel export) is the foundation later extended with per-salesperson metrics and a salesperson-comparison view, both live by Sprint 6.</w:t>
       </w:r>
     </w:p>
     <w:p>
